--- a/MetaData/信息学院教师信息统计表_王艺炜_已更新.docx
+++ b/MetaData/信息学院教师信息统计表_王艺炜_已更新.docx
@@ -1271,48 +1271,25 @@
                 <w:b/>
                 <w:sz w:val="24"/>
               </w:rPr>
-              <w:t>主讲课程：</w:t>
-            </w:r>
-          </w:p>
-          <w:p>
-            <w:pPr>
-              <w:keepLines/>
-              <w:rPr>
-                <w:b/>
-                <w:sz w:val="24"/>
-              </w:rPr>
-            </w:pPr>
-            <w:r>
-              <w:rPr>
-                <w:rFonts w:hint="eastAsia"/>
-                <w:b/>
-                <w:sz w:val="24"/>
-              </w:rPr>
-              <w:t>2026</w:t>
-            </w:r>
-            <w:r>
-              <w:rPr>
-                <w:rFonts w:hint="eastAsia"/>
-                <w:b/>
-                <w:sz w:val="24"/>
-              </w:rPr>
-              <w:t>年，加州大学默塞德分校，</w:t>
-            </w:r>
-            <w:r>
-              <w:rPr>
-                <w:rFonts w:hint="eastAsia"/>
-                <w:b/>
-                <w:sz w:val="24"/>
-              </w:rPr>
-              <w:t xml:space="preserve">CSE 188 </w:t>
-            </w:r>
-            <w:r>
-              <w:rPr>
-                <w:rFonts w:hint="eastAsia"/>
-                <w:b/>
-                <w:sz w:val="24"/>
-              </w:rPr>
-              <w:t>自然语言处理课程主讲教师。</w:t>
+              <w:t xml:space="preserve">主讲课程：</w:t>
+            </w:r>
+          </w:p>
+          <w:p>
+            <w:pPr>
+              <w:keepNext w:val="0"/>
+              <w:keepLines/>
+              <w:rPr>
+                <w:b/>
+                <w:sz w:val="24"/>
+              </w:rPr>
+            </w:pPr>
+            <w:r>
+              <w:rPr>
+                <w:rFonts w:hint="eastAsia"/>
+                <w:b/>
+                <w:sz w:val="24"/>
+              </w:rPr>
+              <w:t xml:space="preserve">2026年，加州大学默塞德分校，CSE 188 自然语言处理课程主讲教师。</w:t>
             </w:r>
           </w:p>
         </w:tc>
@@ -1332,43 +1309,20 @@
           </w:tcPr>
           <w:p>
             <w:pPr>
-              <w:keepLines/>
-              <w:rPr>
-                <w:b/>
-                <w:sz w:val="24"/>
-              </w:rPr>
-            </w:pPr>
-            <w:r>
-              <w:rPr>
-                <w:rFonts w:hint="eastAsia"/>
-                <w:b/>
-                <w:sz w:val="24"/>
-              </w:rPr>
-              <w:t>2025</w:t>
-            </w:r>
-            <w:r>
-              <w:rPr>
-                <w:rFonts w:hint="eastAsia"/>
-                <w:b/>
-                <w:sz w:val="24"/>
-              </w:rPr>
-              <w:t>年，加州大学默塞德分校，</w:t>
-            </w:r>
-            <w:r>
-              <w:rPr>
-                <w:rFonts w:hint="eastAsia"/>
-                <w:b/>
-                <w:sz w:val="24"/>
-              </w:rPr>
-              <w:t xml:space="preserve">EECS 224 </w:t>
-            </w:r>
-            <w:r>
-              <w:rPr>
-                <w:rFonts w:hint="eastAsia"/>
-                <w:b/>
-                <w:sz w:val="24"/>
-              </w:rPr>
-              <w:t>大语言模型课程主讲教师。</w:t>
+              <w:keepNext w:val="0"/>
+              <w:keepLines/>
+              <w:rPr>
+                <w:b/>
+                <w:sz w:val="24"/>
+              </w:rPr>
+            </w:pPr>
+            <w:r>
+              <w:rPr>
+                <w:rFonts w:hint="eastAsia"/>
+                <w:b/>
+                <w:sz w:val="24"/>
+              </w:rPr>
+              <w:t xml:space="preserve">2025年，加州大学默塞德分校，EECS 224 大语言模型课程主讲教师。</w:t>
             </w:r>
           </w:p>
         </w:tc>
@@ -1402,32 +1356,25 @@
                 <w:b/>
                 <w:sz w:val="24"/>
               </w:rPr>
-              <w:t>助教经历：</w:t>
-            </w:r>
-          </w:p>
-          <w:p>
-            <w:pPr>
-              <w:keepLines/>
-              <w:rPr>
-                <w:b/>
-                <w:sz w:val="24"/>
-              </w:rPr>
-            </w:pPr>
-            <w:r>
-              <w:rPr>
-                <w:rFonts w:hint="eastAsia"/>
-                <w:b/>
-                <w:sz w:val="24"/>
-              </w:rPr>
-              <w:t>2021</w:t>
-            </w:r>
-            <w:r>
-              <w:rPr>
-                <w:rFonts w:hint="eastAsia"/>
-                <w:b/>
-                <w:sz w:val="24"/>
-              </w:rPr>
-              <w:t>年，新加坡国立大学，大数据系统课程助教。</w:t>
+              <w:t xml:space="preserve">助教经历：</w:t>
+            </w:r>
+          </w:p>
+          <w:p>
+            <w:pPr>
+              <w:keepNext w:val="0"/>
+              <w:keepLines/>
+              <w:rPr>
+                <w:b/>
+                <w:sz w:val="24"/>
+              </w:rPr>
+            </w:pPr>
+            <w:r>
+              <w:rPr>
+                <w:rFonts w:hint="eastAsia"/>
+                <w:b/>
+                <w:sz w:val="24"/>
+              </w:rPr>
+              <w:t xml:space="preserve">2021年，新加坡国立大学，大数据系统课程助教。</w:t>
             </w:r>
           </w:p>
         </w:tc>
@@ -1447,27 +1394,20 @@
           </w:tcPr>
           <w:p>
             <w:pPr>
-              <w:keepLines/>
-              <w:rPr>
-                <w:b/>
-                <w:sz w:val="24"/>
-              </w:rPr>
-            </w:pPr>
-            <w:r>
-              <w:rPr>
-                <w:rFonts w:hint="eastAsia"/>
-                <w:b/>
-                <w:sz w:val="24"/>
-              </w:rPr>
-              <w:t>2021</w:t>
-            </w:r>
-            <w:r>
-              <w:rPr>
-                <w:rFonts w:hint="eastAsia"/>
-                <w:b/>
-                <w:sz w:val="24"/>
-              </w:rPr>
-              <w:t>年，新加坡国立大学，编程方法课程助教。</w:t>
+              <w:keepNext w:val="0"/>
+              <w:keepLines/>
+              <w:rPr>
+                <w:b/>
+                <w:sz w:val="24"/>
+              </w:rPr>
+            </w:pPr>
+            <w:r>
+              <w:rPr>
+                <w:rFonts w:hint="eastAsia"/>
+                <w:b/>
+                <w:sz w:val="24"/>
+              </w:rPr>
+              <w:t xml:space="preserve">2021年，新加坡国立大学，编程方法课程助教。</w:t>
             </w:r>
           </w:p>
         </w:tc>
@@ -1487,43 +1427,20 @@
           </w:tcPr>
           <w:p>
             <w:pPr>
-              <w:keepLines/>
-              <w:rPr>
-                <w:b/>
-                <w:sz w:val="24"/>
-              </w:rPr>
-            </w:pPr>
-            <w:r>
-              <w:rPr>
-                <w:rFonts w:hint="eastAsia"/>
-                <w:b/>
-                <w:sz w:val="24"/>
-              </w:rPr>
-              <w:t>2020</w:t>
-            </w:r>
-            <w:r>
-              <w:rPr>
-                <w:rFonts w:hint="eastAsia"/>
-                <w:b/>
-                <w:sz w:val="24"/>
-              </w:rPr>
-              <w:t>、</w:t>
-            </w:r>
-            <w:r>
-              <w:rPr>
-                <w:rFonts w:hint="eastAsia"/>
-                <w:b/>
-                <w:sz w:val="24"/>
-              </w:rPr>
-              <w:t>2021</w:t>
-            </w:r>
-            <w:r>
-              <w:rPr>
-                <w:rFonts w:hint="eastAsia"/>
-                <w:b/>
-                <w:sz w:val="24"/>
-              </w:rPr>
-              <w:t>年，新加坡国立大学，知识发现与数据挖掘课程助教。</w:t>
+              <w:keepNext w:val="0"/>
+              <w:keepLines/>
+              <w:rPr>
+                <w:b/>
+                <w:sz w:val="24"/>
+              </w:rPr>
+            </w:pPr>
+            <w:r>
+              <w:rPr>
+                <w:rFonts w:hint="eastAsia"/>
+                <w:b/>
+                <w:sz w:val="24"/>
+              </w:rPr>
+              <w:t xml:space="preserve">2020、2021年，新加坡国立大学，知识发现与数据挖掘课程助教。</w:t>
             </w:r>
           </w:p>
         </w:tc>
@@ -1543,27 +1460,20 @@
           </w:tcPr>
           <w:p>
             <w:pPr>
-              <w:keepLines/>
-              <w:rPr>
-                <w:b/>
-                <w:sz w:val="24"/>
-              </w:rPr>
-            </w:pPr>
-            <w:r>
-              <w:rPr>
-                <w:rFonts w:hint="eastAsia"/>
-                <w:b/>
-                <w:sz w:val="24"/>
-              </w:rPr>
-              <w:t>2020</w:t>
-            </w:r>
-            <w:r>
-              <w:rPr>
-                <w:rFonts w:hint="eastAsia"/>
-                <w:b/>
-                <w:sz w:val="24"/>
-              </w:rPr>
-              <w:t>年，新加坡国立大学，并行计算课程助教。</w:t>
+              <w:keepNext w:val="0"/>
+              <w:keepLines/>
+              <w:rPr>
+                <w:b/>
+                <w:sz w:val="24"/>
+              </w:rPr>
+            </w:pPr>
+            <w:r>
+              <w:rPr>
+                <w:rFonts w:hint="eastAsia"/>
+                <w:b/>
+                <w:sz w:val="24"/>
+              </w:rPr>
+              <w:t xml:space="preserve">2020年，新加坡国立大学，并行计算课程助教。</w:t>
             </w:r>
           </w:p>
         </w:tc>
@@ -1578,32 +1488,25 @@
             <w:gridSpan w:val="2"/>
             <w:tcBorders>
               <w:top w:val="nil"/>
-              <w:bottom w:val="single" w:sz="4" w:space="0" w:color="000000"/>
+              <w:bottom w:val="single" w:sz="4" w:color="000000"/>
             </w:tcBorders>
           </w:tcPr>
           <w:p>
             <w:pPr>
-              <w:keepLines/>
-              <w:rPr>
-                <w:b/>
-                <w:sz w:val="24"/>
-              </w:rPr>
-            </w:pPr>
-            <w:r>
-              <w:rPr>
-                <w:rFonts w:hint="eastAsia"/>
-                <w:b/>
-                <w:sz w:val="24"/>
-              </w:rPr>
-              <w:t>2018</w:t>
-            </w:r>
-            <w:r>
-              <w:rPr>
-                <w:rFonts w:hint="eastAsia"/>
-                <w:b/>
-                <w:sz w:val="24"/>
-              </w:rPr>
-              <w:t>年，香港科技大学，信号处理与通信课程助教。</w:t>
+              <w:keepNext w:val="0"/>
+              <w:keepLines/>
+              <w:rPr>
+                <w:b/>
+                <w:sz w:val="24"/>
+              </w:rPr>
+            </w:pPr>
+            <w:r>
+              <w:rPr>
+                <w:rFonts w:hint="eastAsia"/>
+                <w:b/>
+                <w:sz w:val="24"/>
+              </w:rPr>
+              <w:t xml:space="preserve">2018年，香港科技大学，信号处理与通信课程助教。</w:t>
             </w:r>
           </w:p>
         </w:tc>
@@ -1672,6 +1575,7 @@
           </w:tcPr>
           <w:p>
             <w:pPr>
+              <w:keepNext w:val="0"/>
               <w:keepLines/>
               <w:numPr>
                 <w:ilvl w:val="0"/>
@@ -1688,31 +1592,7 @@
                 <w:b/>
                 <w:sz w:val="24"/>
               </w:rPr>
-              <w:t>2026</w:t>
-            </w:r>
-            <w:r>
-              <w:rPr>
-                <w:rFonts w:hint="eastAsia"/>
-                <w:b/>
-                <w:sz w:val="24"/>
-              </w:rPr>
-              <w:t>年，</w:t>
-            </w:r>
-            <w:r>
-              <w:rPr>
-                <w:rFonts w:hint="eastAsia"/>
-                <w:b/>
-                <w:sz w:val="24"/>
-              </w:rPr>
-              <w:t xml:space="preserve">U.S. Bank </w:t>
-            </w:r>
-            <w:r>
-              <w:rPr>
-                <w:rFonts w:hint="eastAsia"/>
-                <w:b/>
-                <w:sz w:val="24"/>
-              </w:rPr>
-              <w:t>学术基金。</w:t>
+              <w:t xml:space="preserve">2026年，U.S. Bank 学术基金。</w:t>
             </w:r>
           </w:p>
         </w:tc>
@@ -1732,6 +1612,7 @@
           </w:tcPr>
           <w:p>
             <w:pPr>
+              <w:keepNext w:val="0"/>
               <w:keepLines/>
               <w:numPr>
                 <w:ilvl w:val="0"/>
@@ -1748,47 +1629,7 @@
                 <w:b/>
                 <w:sz w:val="24"/>
               </w:rPr>
-              <w:t>2025</w:t>
-            </w:r>
-            <w:r>
-              <w:rPr>
-                <w:rFonts w:hint="eastAsia"/>
-                <w:b/>
-                <w:sz w:val="24"/>
-              </w:rPr>
-              <w:t>年，美国国家科学基金会</w:t>
-            </w:r>
-            <w:r>
-              <w:rPr>
-                <w:rFonts w:hint="eastAsia"/>
-                <w:b/>
-                <w:sz w:val="24"/>
-              </w:rPr>
-              <w:t xml:space="preserve"> NSF CISE Research Initiation Initiative</w:t>
-            </w:r>
-            <w:r>
-              <w:rPr>
-                <w:rFonts w:hint="eastAsia"/>
-                <w:b/>
-                <w:sz w:val="24"/>
-              </w:rPr>
-              <w:t>（</w:t>
-            </w:r>
-            <w:r>
-              <w:rPr>
-                <w:rFonts w:hint="eastAsia"/>
-                <w:b/>
-                <w:sz w:val="24"/>
-              </w:rPr>
-              <w:t>NSF CRII</w:t>
-            </w:r>
-            <w:r>
-              <w:rPr>
-                <w:rFonts w:hint="eastAsia"/>
-                <w:b/>
-                <w:sz w:val="24"/>
-              </w:rPr>
-              <w:t>）。</w:t>
+              <w:t xml:space="preserve">2025年，美国国家科学基金会 NSF CISE Research Initiation Initiative（NSF CRII）。</w:t>
             </w:r>
           </w:p>
         </w:tc>
@@ -1808,6 +1649,7 @@
           </w:tcPr>
           <w:p>
             <w:pPr>
+              <w:keepNext w:val="0"/>
               <w:keepLines/>
               <w:numPr>
                 <w:ilvl w:val="0"/>
@@ -1824,31 +1666,7 @@
                 <w:b/>
                 <w:sz w:val="24"/>
               </w:rPr>
-              <w:t>2025</w:t>
-            </w:r>
-            <w:r>
-              <w:rPr>
-                <w:rFonts w:hint="eastAsia"/>
-                <w:b/>
-                <w:sz w:val="24"/>
-              </w:rPr>
-              <w:t>年，</w:t>
-            </w:r>
-            <w:r>
-              <w:rPr>
-                <w:rFonts w:hint="eastAsia"/>
-                <w:b/>
-                <w:sz w:val="24"/>
-              </w:rPr>
-              <w:t xml:space="preserve">NVIDIA </w:t>
-            </w:r>
-            <w:r>
-              <w:rPr>
-                <w:rFonts w:hint="eastAsia"/>
-                <w:b/>
-                <w:sz w:val="24"/>
-              </w:rPr>
-              <w:t>学术基金。</w:t>
+              <w:t xml:space="preserve">2025年，NVIDIA 学术基金。</w:t>
             </w:r>
           </w:p>
         </w:tc>
@@ -1863,11 +1681,12 @@
             <w:gridSpan w:val="2"/>
             <w:tcBorders>
               <w:top w:val="nil"/>
-              <w:bottom w:val="single" w:sz="4" w:space="0" w:color="000000"/>
+              <w:bottom w:val="single" w:sz="4" w:color="000000"/>
             </w:tcBorders>
           </w:tcPr>
           <w:p>
             <w:pPr>
+              <w:keepNext w:val="0"/>
               <w:keepLines/>
               <w:numPr>
                 <w:ilvl w:val="0"/>
@@ -1884,31 +1703,7 @@
                 <w:b/>
                 <w:sz w:val="24"/>
               </w:rPr>
-              <w:t>2025</w:t>
-            </w:r>
-            <w:r>
-              <w:rPr>
-                <w:rFonts w:hint="eastAsia"/>
-                <w:b/>
-                <w:sz w:val="24"/>
-              </w:rPr>
-              <w:t>年，加州大学默塞德分校</w:t>
-            </w:r>
-            <w:r>
-              <w:rPr>
-                <w:rFonts w:hint="eastAsia"/>
-                <w:b/>
-                <w:sz w:val="24"/>
-              </w:rPr>
-              <w:t xml:space="preserve"> Faculty Research Award</w:t>
-            </w:r>
-            <w:r>
-              <w:rPr>
-                <w:rFonts w:hint="eastAsia"/>
-                <w:b/>
-                <w:sz w:val="24"/>
-              </w:rPr>
-              <w:t>。</w:t>
+              <w:t xml:space="preserve">2025年，加州大学默塞德分校 Faculty Research Award。</w:t>
             </w:r>
           </w:p>
         </w:tc>
@@ -1975,11 +1770,12 @@
                 <w:b/>
                 <w:sz w:val="24"/>
               </w:rPr>
-              <w:t>本科期间：</w:t>
-            </w:r>
-          </w:p>
-          <w:p>
-            <w:pPr>
+              <w:t xml:space="preserve">本科期间：</w:t>
+            </w:r>
+          </w:p>
+          <w:p>
+            <w:pPr>
+              <w:keepNext w:val="0"/>
               <w:keepLines/>
               <w:numPr>
                 <w:ilvl w:val="0"/>
@@ -1996,31 +1792,7 @@
                 <w:b/>
                 <w:sz w:val="24"/>
               </w:rPr>
-              <w:t>2015</w:t>
-            </w:r>
-            <w:r>
-              <w:rPr>
-                <w:rFonts w:hint="eastAsia"/>
-                <w:b/>
-                <w:sz w:val="24"/>
-              </w:rPr>
-              <w:t>年，中华人民共和国教育部国家奖学金（前</w:t>
-            </w:r>
-            <w:r>
-              <w:rPr>
-                <w:rFonts w:hint="eastAsia"/>
-                <w:b/>
-                <w:sz w:val="24"/>
-              </w:rPr>
-              <w:t>3%</w:t>
-            </w:r>
-            <w:r>
-              <w:rPr>
-                <w:rFonts w:hint="eastAsia"/>
-                <w:b/>
-                <w:sz w:val="24"/>
-              </w:rPr>
-              <w:t>）。</w:t>
+              <w:t xml:space="preserve">2015年，中华人民共和国教育部国家奖学金（前3%）。</w:t>
             </w:r>
           </w:p>
         </w:tc>
@@ -2054,11 +1826,12 @@
                 <w:b/>
                 <w:sz w:val="24"/>
               </w:rPr>
-              <w:t>博士期间：</w:t>
-            </w:r>
-          </w:p>
-          <w:p>
-            <w:pPr>
+              <w:t xml:space="preserve">博士期间：</w:t>
+            </w:r>
+          </w:p>
+          <w:p>
+            <w:pPr>
+              <w:keepNext w:val="0"/>
               <w:keepLines/>
               <w:numPr>
                 <w:ilvl w:val="0"/>
@@ -2075,31 +1848,7 @@
                 <w:b/>
                 <w:sz w:val="24"/>
               </w:rPr>
-              <w:t>2022</w:t>
-            </w:r>
-            <w:r>
-              <w:rPr>
-                <w:rFonts w:hint="eastAsia"/>
-                <w:b/>
-                <w:sz w:val="24"/>
-              </w:rPr>
-              <w:t>年，新加坡国立大学研究生院杰出研究奖（每年</w:t>
-            </w:r>
-            <w:r>
-              <w:rPr>
-                <w:rFonts w:hint="eastAsia"/>
-                <w:b/>
-                <w:sz w:val="24"/>
-              </w:rPr>
-              <w:t>3-4</w:t>
-            </w:r>
-            <w:r>
-              <w:rPr>
-                <w:rFonts w:hint="eastAsia"/>
-                <w:b/>
-                <w:sz w:val="24"/>
-              </w:rPr>
-              <w:t>名）。</w:t>
+              <w:t xml:space="preserve">2022年，新加坡国立大学研究生院杰出研究奖（每年3-4名）。</w:t>
             </w:r>
           </w:p>
         </w:tc>
@@ -2119,6 +1868,7 @@
           </w:tcPr>
           <w:p>
             <w:pPr>
+              <w:keepNext w:val="0"/>
               <w:keepLines/>
               <w:numPr>
                 <w:ilvl w:val="0"/>
@@ -2135,31 +1885,7 @@
                 <w:b/>
                 <w:sz w:val="24"/>
               </w:rPr>
-              <w:t>2021</w:t>
-            </w:r>
-            <w:r>
-              <w:rPr>
-                <w:rFonts w:hint="eastAsia"/>
-                <w:b/>
-                <w:sz w:val="24"/>
-              </w:rPr>
-              <w:t>年，新加坡数据科学学会杰出博士奖学金（每年</w:t>
-            </w:r>
-            <w:r>
-              <w:rPr>
-                <w:rFonts w:hint="eastAsia"/>
-                <w:b/>
-                <w:sz w:val="24"/>
-              </w:rPr>
-              <w:t>10</w:t>
-            </w:r>
-            <w:r>
-              <w:rPr>
-                <w:rFonts w:hint="eastAsia"/>
-                <w:b/>
-                <w:sz w:val="24"/>
-              </w:rPr>
-              <w:t>名）。</w:t>
+              <w:t xml:space="preserve">2021年，新加坡数据科学学会杰出博士奖学金（每年10名）。</w:t>
             </w:r>
           </w:p>
         </w:tc>
@@ -2179,6 +1905,7 @@
           </w:tcPr>
           <w:p>
             <w:pPr>
+              <w:keepNext w:val="0"/>
               <w:keepLines/>
               <w:numPr>
                 <w:ilvl w:val="0"/>
@@ -2195,15 +1922,7 @@
                 <w:b/>
                 <w:sz w:val="24"/>
               </w:rPr>
-              <w:t>2020</w:t>
-            </w:r>
-            <w:r>
-              <w:rPr>
-                <w:rFonts w:hint="eastAsia"/>
-                <w:b/>
-                <w:sz w:val="24"/>
-              </w:rPr>
-              <w:t>年，新加坡国立大学计算学院研究成就奖。</w:t>
+              <w:t xml:space="preserve">2020年，新加坡国立大学计算学院研究成就奖。</w:t>
             </w:r>
           </w:p>
         </w:tc>
@@ -2237,11 +1956,12 @@
                 <w:b/>
                 <w:sz w:val="24"/>
               </w:rPr>
-              <w:t>博士后期间：</w:t>
-            </w:r>
-          </w:p>
-          <w:p>
-            <w:pPr>
+              <w:t xml:space="preserve">博士后期间：</w:t>
+            </w:r>
+          </w:p>
+          <w:p>
+            <w:pPr>
+              <w:keepNext w:val="0"/>
               <w:keepLines/>
               <w:numPr>
                 <w:ilvl w:val="0"/>
@@ -2258,47 +1978,7 @@
                 <w:b/>
                 <w:sz w:val="24"/>
               </w:rPr>
-              <w:t>2024</w:t>
-            </w:r>
-            <w:r>
-              <w:rPr>
-                <w:rFonts w:hint="eastAsia"/>
-                <w:b/>
-                <w:sz w:val="24"/>
-              </w:rPr>
-              <w:t>年，</w:t>
-            </w:r>
-            <w:r>
-              <w:rPr>
-                <w:rFonts w:hint="eastAsia"/>
-                <w:b/>
-                <w:sz w:val="24"/>
-              </w:rPr>
-              <w:t xml:space="preserve">EMNLP </w:t>
-            </w:r>
-            <w:r>
-              <w:rPr>
-                <w:rFonts w:hint="eastAsia"/>
-                <w:b/>
-                <w:sz w:val="24"/>
-              </w:rPr>
-              <w:t>最佳论文入围（</w:t>
-            </w:r>
-            <w:r>
-              <w:rPr>
-                <w:rFonts w:hint="eastAsia"/>
-                <w:b/>
-                <w:sz w:val="24"/>
-              </w:rPr>
-              <w:t>Best Paper Finalist</w:t>
-            </w:r>
-            <w:r>
-              <w:rPr>
-                <w:rFonts w:hint="eastAsia"/>
-                <w:b/>
-                <w:sz w:val="24"/>
-              </w:rPr>
-              <w:t>）。</w:t>
+              <w:t xml:space="preserve">2024年，EMNLP 最佳论文入围奖（Best Paper Finalist）。</w:t>
             </w:r>
           </w:p>
         </w:tc>
@@ -2313,7 +1993,7 @@
             <w:gridSpan w:val="2"/>
             <w:tcBorders>
               <w:top w:val="nil"/>
-              <w:bottom w:val="single" w:sz="4" w:space="0" w:color="000000"/>
+              <w:bottom w:val="single" w:sz="4" w:color="000000"/>
             </w:tcBorders>
           </w:tcPr>
           <w:p>
@@ -2332,11 +2012,12 @@
                 <w:b/>
                 <w:sz w:val="24"/>
               </w:rPr>
-              <w:t>担任教职期间：</w:t>
-            </w:r>
-          </w:p>
-          <w:p>
-            <w:pPr>
+              <w:t xml:space="preserve">担任教职期间：</w:t>
+            </w:r>
+          </w:p>
+          <w:p>
+            <w:pPr>
+              <w:keepNext w:val="0"/>
               <w:keepLines/>
               <w:numPr>
                 <w:ilvl w:val="0"/>
@@ -2353,31 +2034,7 @@
                 <w:b/>
                 <w:sz w:val="24"/>
               </w:rPr>
-              <w:t>2026</w:t>
-            </w:r>
-            <w:r>
-              <w:rPr>
-                <w:rFonts w:hint="eastAsia"/>
-                <w:b/>
-                <w:sz w:val="24"/>
-              </w:rPr>
-              <w:t>年，</w:t>
-            </w:r>
-            <w:r>
-              <w:rPr>
-                <w:rFonts w:hint="eastAsia"/>
-                <w:b/>
-                <w:sz w:val="24"/>
-              </w:rPr>
-              <w:t xml:space="preserve">ICML AI for Science Workshop </w:t>
-            </w:r>
-            <w:r>
-              <w:rPr>
-                <w:rFonts w:hint="eastAsia"/>
-                <w:b/>
-                <w:sz w:val="24"/>
-              </w:rPr>
-              <w:t>最佳论文奖。</w:t>
+              <w:t xml:space="preserve">2026年，ICML AI for Science Workshop 最佳论文奖。</w:t>
             </w:r>
           </w:p>
         </w:tc>
@@ -2452,48 +2109,25 @@
                 <w:b/>
                 <w:sz w:val="24"/>
               </w:rPr>
-              <w:t>期刊编委：</w:t>
-            </w:r>
-          </w:p>
-          <w:p>
-            <w:pPr>
-              <w:keepLines/>
-              <w:rPr>
-                <w:b/>
-                <w:sz w:val="24"/>
-              </w:rPr>
-            </w:pPr>
-            <w:r>
-              <w:rPr>
-                <w:rFonts w:hint="eastAsia"/>
-                <w:b/>
-                <w:sz w:val="24"/>
-              </w:rPr>
-              <w:t>Transactions on Machine Learning Research (TMLR)</w:t>
-            </w:r>
-            <w:r>
-              <w:rPr>
-                <w:rFonts w:hint="eastAsia"/>
-                <w:b/>
-                <w:sz w:val="24"/>
-              </w:rPr>
-              <w:t>，担任</w:t>
-            </w:r>
-            <w:r>
-              <w:rPr>
-                <w:rFonts w:hint="eastAsia"/>
-                <w:b/>
-                <w:sz w:val="24"/>
-              </w:rPr>
-              <w:t xml:space="preserve"> Action Editor</w:t>
-            </w:r>
-            <w:r>
-              <w:rPr>
-                <w:rFonts w:hint="eastAsia"/>
-                <w:b/>
-                <w:sz w:val="24"/>
-              </w:rPr>
-              <w:t>。</w:t>
+              <w:t xml:space="preserve">期刊编委：</w:t>
+            </w:r>
+          </w:p>
+          <w:p>
+            <w:pPr>
+              <w:keepNext w:val="0"/>
+              <w:keepLines/>
+              <w:rPr>
+                <w:b/>
+                <w:sz w:val="24"/>
+              </w:rPr>
+            </w:pPr>
+            <w:r>
+              <w:rPr>
+                <w:rFonts w:hint="eastAsia"/>
+                <w:b/>
+                <w:sz w:val="24"/>
+              </w:rPr>
+              <w:t xml:space="preserve">Transactions on Machine Learning Research (TMLR)，担任 Action Editor。</w:t>
             </w:r>
           </w:p>
         </w:tc>
@@ -2513,62 +2147,24 @@
           </w:tcPr>
           <w:p>
             <w:pPr>
-              <w:keepLines/>
-              <w:rPr>
-                <w:b/>
-                <w:sz w:val="24"/>
-              </w:rPr>
-            </w:pPr>
-            <w:r>
-              <w:rPr>
-                <w:rFonts w:hint="eastAsia"/>
-                <w:b/>
-                <w:sz w:val="24"/>
-              </w:rPr>
-              <w:t>IEEE Transactions on Industrial Informatics</w:t>
-            </w:r>
-            <w:r>
-              <w:rPr>
-                <w:rFonts w:hint="eastAsia"/>
-                <w:b/>
-                <w:sz w:val="24"/>
-              </w:rPr>
-              <w:t>（</w:t>
-            </w:r>
-            <w:r>
-              <w:rPr>
-                <w:rFonts w:hint="eastAsia"/>
-                <w:b/>
-                <w:sz w:val="24"/>
-              </w:rPr>
-              <w:t>IEEE TII</w:t>
-            </w:r>
-            <w:r>
-              <w:rPr>
-                <w:rFonts w:hint="eastAsia"/>
-                <w:b/>
-                <w:sz w:val="24"/>
-              </w:rPr>
-              <w:t>），担任</w:t>
-            </w:r>
-            <w:r>
-              <w:rPr>
-                <w:rFonts w:hint="eastAsia"/>
-                <w:b/>
-                <w:sz w:val="24"/>
-              </w:rPr>
-              <w:t xml:space="preserve"> Associate Editor</w:t>
-            </w:r>
-            <w:r>
-              <w:rPr>
-                <w:rFonts w:hint="eastAsia"/>
-                <w:b/>
-                <w:sz w:val="24"/>
-              </w:rPr>
-              <w:t>。</w:t>
-            </w:r>
-            <w:r>
-              <w:rPr>
+              <w:keepNext w:val="0"/>
+              <w:keepLines/>
+              <w:rPr>
+                <w:b/>
+                <w:sz w:val="24"/>
+              </w:rPr>
+            </w:pPr>
+            <w:r>
+              <w:rPr>
+                <w:rFonts w:hint="eastAsia"/>
+                <w:b/>
+                <w:sz w:val="24"/>
+              </w:rPr>
+              <w:t xml:space="preserve">IEEE Transactions on Industrial Informatics（IEEE TII），担任 Associate Editor。</w:t>
+            </w:r>
+            <w:r>
+              <w:rPr>
+                <w:rFonts/>
                 <w:b/>
                 <w:color w:val="FF0000"/>
                 <w:sz w:val="24"/>
@@ -2593,43 +2189,20 @@
           </w:tcPr>
           <w:p>
             <w:pPr>
-              <w:keepLines/>
-              <w:rPr>
-                <w:b/>
-                <w:sz w:val="24"/>
-              </w:rPr>
-            </w:pPr>
-            <w:r>
-              <w:rPr>
-                <w:rFonts w:hint="eastAsia"/>
-                <w:b/>
-                <w:sz w:val="24"/>
-              </w:rPr>
-              <w:t>Journal of Visual Communication and Image Representation</w:t>
-            </w:r>
-            <w:r>
-              <w:rPr>
-                <w:rFonts w:hint="eastAsia"/>
-                <w:b/>
-                <w:sz w:val="24"/>
-              </w:rPr>
-              <w:t>，担任</w:t>
-            </w:r>
-            <w:r>
-              <w:rPr>
-                <w:rFonts w:hint="eastAsia"/>
-                <w:b/>
-                <w:sz w:val="24"/>
-              </w:rPr>
-              <w:t xml:space="preserve"> Associate Editor</w:t>
-            </w:r>
-            <w:r>
-              <w:rPr>
-                <w:rFonts w:hint="eastAsia"/>
-                <w:b/>
-                <w:sz w:val="24"/>
-              </w:rPr>
-              <w:t>。</w:t>
+              <w:keepNext w:val="0"/>
+              <w:keepLines/>
+              <w:rPr>
+                <w:b/>
+                <w:sz w:val="24"/>
+              </w:rPr>
+            </w:pPr>
+            <w:r>
+              <w:rPr>
+                <w:rFonts w:hint="eastAsia"/>
+                <w:b/>
+                <w:sz w:val="24"/>
+              </w:rPr>
+              <w:t xml:space="preserve">Journal of Visual Communication and Image Representation，担任 Associate Editor。</w:t>
             </w:r>
           </w:p>
         </w:tc>
@@ -2649,46 +2222,24 @@
           </w:tcPr>
           <w:p>
             <w:pPr>
-              <w:keepLines/>
-              <w:rPr>
-                <w:b/>
-                <w:sz w:val="24"/>
-              </w:rPr>
-            </w:pPr>
-            <w:r>
-              <w:rPr>
-                <w:rFonts w:hint="eastAsia"/>
-                <w:b/>
-                <w:sz w:val="24"/>
-              </w:rPr>
-              <w:t>Pattern Recognition</w:t>
-            </w:r>
-            <w:r>
-              <w:rPr>
-                <w:rFonts w:hint="eastAsia"/>
-                <w:b/>
-                <w:sz w:val="24"/>
-              </w:rPr>
-              <w:t>，担任</w:t>
-            </w:r>
-            <w:r>
-              <w:rPr>
-                <w:rFonts w:hint="eastAsia"/>
-                <w:b/>
-                <w:sz w:val="24"/>
-              </w:rPr>
-              <w:t xml:space="preserve"> Associate Editor</w:t>
-            </w:r>
-            <w:r>
-              <w:rPr>
-                <w:rFonts w:hint="eastAsia"/>
-                <w:b/>
-                <w:sz w:val="24"/>
-              </w:rPr>
-              <w:t>。</w:t>
-            </w:r>
-            <w:r>
-              <w:rPr>
+              <w:keepNext w:val="0"/>
+              <w:keepLines/>
+              <w:rPr>
+                <w:b/>
+                <w:sz w:val="24"/>
+              </w:rPr>
+            </w:pPr>
+            <w:r>
+              <w:rPr>
+                <w:rFonts w:hint="eastAsia"/>
+                <w:b/>
+                <w:sz w:val="24"/>
+              </w:rPr>
+              <w:t xml:space="preserve">Pattern Recognition，担任 Associate Editor。</w:t>
+            </w:r>
+            <w:r>
+              <w:rPr>
+                <w:rFonts/>
                 <w:b/>
                 <w:color w:val="FF0000"/>
                 <w:sz w:val="24"/>
@@ -2713,46 +2264,24 @@
           </w:tcPr>
           <w:p>
             <w:pPr>
-              <w:keepLines/>
-              <w:rPr>
-                <w:b/>
-                <w:sz w:val="24"/>
-              </w:rPr>
-            </w:pPr>
-            <w:r>
-              <w:rPr>
-                <w:rFonts w:hint="eastAsia"/>
-                <w:b/>
-                <w:sz w:val="24"/>
-              </w:rPr>
-              <w:t>Neurocomputing</w:t>
-            </w:r>
-            <w:r>
-              <w:rPr>
-                <w:rFonts w:hint="eastAsia"/>
-                <w:b/>
-                <w:sz w:val="24"/>
-              </w:rPr>
-              <w:t>，担任</w:t>
-            </w:r>
-            <w:r>
-              <w:rPr>
-                <w:rFonts w:hint="eastAsia"/>
-                <w:b/>
-                <w:sz w:val="24"/>
-              </w:rPr>
-              <w:t xml:space="preserve"> Associate Editor</w:t>
-            </w:r>
-            <w:r>
-              <w:rPr>
-                <w:rFonts w:hint="eastAsia"/>
-                <w:b/>
-                <w:sz w:val="24"/>
-              </w:rPr>
-              <w:t>。</w:t>
-            </w:r>
-            <w:r>
-              <w:rPr>
+              <w:keepNext w:val="0"/>
+              <w:keepLines/>
+              <w:rPr>
+                <w:b/>
+                <w:sz w:val="24"/>
+              </w:rPr>
+            </w:pPr>
+            <w:r>
+              <w:rPr>
+                <w:rFonts w:hint="eastAsia"/>
+                <w:b/>
+                <w:sz w:val="24"/>
+              </w:rPr>
+              <w:t xml:space="preserve">Neurocomputing，担任 Associate Editor。</w:t>
+            </w:r>
+            <w:r>
+              <w:rPr>
+                <w:rFonts/>
                 <w:b/>
                 <w:color w:val="FF0000"/>
                 <w:sz w:val="24"/>
@@ -2791,63 +2320,34 @@
                 <w:b/>
                 <w:sz w:val="24"/>
               </w:rPr>
-              <w:t>会议领域主席：</w:t>
-            </w:r>
-          </w:p>
-          <w:p>
-            <w:pPr>
-              <w:keepLines/>
-              <w:rPr>
-                <w:b/>
-                <w:sz w:val="24"/>
-              </w:rPr>
-            </w:pPr>
-            <w:r>
-              <w:rPr>
-                <w:rFonts w:hint="eastAsia"/>
-                <w:b/>
-                <w:sz w:val="24"/>
-              </w:rPr>
-              <w:t>Association for the Advancement of Artificial Intelligence (AAAI)</w:t>
-            </w:r>
-            <w:r>
-              <w:rPr>
-                <w:rFonts w:hint="eastAsia"/>
-                <w:b/>
-                <w:sz w:val="24"/>
-              </w:rPr>
-              <w:t>，担任</w:t>
-            </w:r>
-            <w:r>
-              <w:rPr>
-                <w:rFonts w:hint="eastAsia"/>
-                <w:b/>
-                <w:sz w:val="24"/>
-              </w:rPr>
-              <w:t xml:space="preserve"> Area Chair</w:t>
-            </w:r>
-            <w:r>
-              <w:rPr>
-                <w:rFonts w:hint="eastAsia"/>
-                <w:b/>
-                <w:sz w:val="24"/>
-              </w:rPr>
-              <w:t>。</w:t>
-            </w:r>
-            <w:r>
-              <w:rPr>
+              <w:t xml:space="preserve">会议领域主席：</w:t>
+            </w:r>
+          </w:p>
+          <w:p>
+            <w:pPr>
+              <w:keepNext w:val="0"/>
+              <w:keepLines/>
+              <w:rPr>
+                <w:b/>
+                <w:sz w:val="24"/>
+              </w:rPr>
+            </w:pPr>
+            <w:r>
+              <w:rPr>
+                <w:rFonts w:hint="eastAsia"/>
+                <w:b/>
+                <w:sz w:val="24"/>
+              </w:rPr>
+              <w:t xml:space="preserve">Association for the Advancement of Artificial Intelligence (AAAI)，担任 Area Chair。</w:t>
+            </w:r>
+            <w:r>
+              <w:rPr>
+                <w:rFonts/>
                 <w:b/>
                 <w:color w:val="FF0000"/>
                 <w:sz w:val="24"/>
               </w:rPr>
               <w:t xml:space="preserve"> (CCF</w:t>
-            </w:r>
-            <w:r>
-              <w:rPr>
-                <w:b/>
-                <w:color w:val="FF0000"/>
-                <w:sz w:val="24"/>
-              </w:rPr>
               <w:noBreakHyphen/>
               <w:t>A)</w:t>
             </w:r>
@@ -2869,58 +2369,29 @@
           </w:tcPr>
           <w:p>
             <w:pPr>
-              <w:keepLines/>
-              <w:rPr>
-                <w:b/>
-                <w:sz w:val="24"/>
-              </w:rPr>
-            </w:pPr>
-            <w:r>
-              <w:rPr>
-                <w:rFonts w:hint="eastAsia"/>
-                <w:b/>
-                <w:sz w:val="24"/>
-              </w:rPr>
-              <w:t>Conference on Neural Information Processing Systems (NeurIPS)</w:t>
-            </w:r>
-            <w:r>
-              <w:rPr>
-                <w:rFonts w:hint="eastAsia"/>
-                <w:b/>
-                <w:sz w:val="24"/>
-              </w:rPr>
-              <w:t>，担任</w:t>
-            </w:r>
-            <w:r>
-              <w:rPr>
-                <w:rFonts w:hint="eastAsia"/>
-                <w:b/>
-                <w:sz w:val="24"/>
-              </w:rPr>
-              <w:t xml:space="preserve"> Area Chair</w:t>
-            </w:r>
-            <w:r>
-              <w:rPr>
-                <w:rFonts w:hint="eastAsia"/>
-                <w:b/>
-                <w:sz w:val="24"/>
-              </w:rPr>
-              <w:t>。</w:t>
-            </w:r>
-            <w:r>
-              <w:rPr>
+              <w:keepNext w:val="0"/>
+              <w:keepLines/>
+              <w:rPr>
+                <w:b/>
+                <w:sz w:val="24"/>
+              </w:rPr>
+            </w:pPr>
+            <w:r>
+              <w:rPr>
+                <w:rFonts w:hint="eastAsia"/>
+                <w:b/>
+                <w:sz w:val="24"/>
+              </w:rPr>
+              <w:t xml:space="preserve">Conference on Neural Information Processing Systems (NeurIPS)，担任 Area Chair。</w:t>
+            </w:r>
+            <w:r>
+              <w:rPr>
+                <w:rFonts/>
                 <w:b/>
                 <w:color w:val="FF0000"/>
                 <w:sz w:val="24"/>
               </w:rPr>
               <w:t xml:space="preserve"> (CCF</w:t>
-            </w:r>
-            <w:r>
-              <w:rPr>
-                <w:b/>
-                <w:color w:val="FF0000"/>
-                <w:sz w:val="24"/>
-              </w:rPr>
               <w:noBreakHyphen/>
               <w:t>A)</w:t>
             </w:r>
@@ -2942,58 +2413,29 @@
           </w:tcPr>
           <w:p>
             <w:pPr>
-              <w:keepLines/>
-              <w:rPr>
-                <w:b/>
-                <w:sz w:val="24"/>
-              </w:rPr>
-            </w:pPr>
-            <w:r>
-              <w:rPr>
-                <w:rFonts w:hint="eastAsia"/>
-                <w:b/>
-                <w:sz w:val="24"/>
-              </w:rPr>
-              <w:t>International Conference on Learning Representations (ICLR)</w:t>
-            </w:r>
-            <w:r>
-              <w:rPr>
-                <w:rFonts w:hint="eastAsia"/>
-                <w:b/>
-                <w:sz w:val="24"/>
-              </w:rPr>
-              <w:t>，担任</w:t>
-            </w:r>
-            <w:r>
-              <w:rPr>
-                <w:rFonts w:hint="eastAsia"/>
-                <w:b/>
-                <w:sz w:val="24"/>
-              </w:rPr>
-              <w:t xml:space="preserve"> Area Chair</w:t>
-            </w:r>
-            <w:r>
-              <w:rPr>
-                <w:rFonts w:hint="eastAsia"/>
-                <w:b/>
-                <w:sz w:val="24"/>
-              </w:rPr>
-              <w:t>。</w:t>
-            </w:r>
-            <w:r>
-              <w:rPr>
+              <w:keepNext w:val="0"/>
+              <w:keepLines/>
+              <w:rPr>
+                <w:b/>
+                <w:sz w:val="24"/>
+              </w:rPr>
+            </w:pPr>
+            <w:r>
+              <w:rPr>
+                <w:rFonts w:hint="eastAsia"/>
+                <w:b/>
+                <w:sz w:val="24"/>
+              </w:rPr>
+              <w:t xml:space="preserve">International Conference on Learning Representations (ICLR)，担任 Area Chair。</w:t>
+            </w:r>
+            <w:r>
+              <w:rPr>
+                <w:rFonts/>
                 <w:b/>
                 <w:color w:val="FF0000"/>
                 <w:sz w:val="24"/>
               </w:rPr>
               <w:t xml:space="preserve"> (CCF</w:t>
-            </w:r>
-            <w:r>
-              <w:rPr>
-                <w:b/>
-                <w:color w:val="FF0000"/>
-                <w:sz w:val="24"/>
-              </w:rPr>
               <w:noBreakHyphen/>
               <w:t>A)</w:t>
             </w:r>
@@ -3015,58 +2457,29 @@
           </w:tcPr>
           <w:p>
             <w:pPr>
-              <w:keepLines/>
-              <w:rPr>
-                <w:b/>
-                <w:sz w:val="24"/>
-              </w:rPr>
-            </w:pPr>
-            <w:r>
-              <w:rPr>
-                <w:rFonts w:hint="eastAsia"/>
-                <w:b/>
-                <w:sz w:val="24"/>
-              </w:rPr>
-              <w:t>International Conference on Machine Learning (ICML)</w:t>
-            </w:r>
-            <w:r>
-              <w:rPr>
-                <w:rFonts w:hint="eastAsia"/>
-                <w:b/>
-                <w:sz w:val="24"/>
-              </w:rPr>
-              <w:t>，担任</w:t>
-            </w:r>
-            <w:r>
-              <w:rPr>
-                <w:rFonts w:hint="eastAsia"/>
-                <w:b/>
-                <w:sz w:val="24"/>
-              </w:rPr>
-              <w:t xml:space="preserve"> Area Chair</w:t>
-            </w:r>
-            <w:r>
-              <w:rPr>
-                <w:rFonts w:hint="eastAsia"/>
-                <w:b/>
-                <w:sz w:val="24"/>
-              </w:rPr>
-              <w:t>。</w:t>
-            </w:r>
-            <w:r>
-              <w:rPr>
+              <w:keepNext w:val="0"/>
+              <w:keepLines/>
+              <w:rPr>
+                <w:b/>
+                <w:sz w:val="24"/>
+              </w:rPr>
+            </w:pPr>
+            <w:r>
+              <w:rPr>
+                <w:rFonts w:hint="eastAsia"/>
+                <w:b/>
+                <w:sz w:val="24"/>
+              </w:rPr>
+              <w:t xml:space="preserve">International Conference on Machine Learning (ICML)，担任 Area Chair。</w:t>
+            </w:r>
+            <w:r>
+              <w:rPr>
+                <w:rFonts/>
                 <w:b/>
                 <w:color w:val="FF0000"/>
                 <w:sz w:val="24"/>
               </w:rPr>
               <w:t xml:space="preserve"> (CCF</w:t>
-            </w:r>
-            <w:r>
-              <w:rPr>
-                <w:b/>
-                <w:color w:val="FF0000"/>
-                <w:sz w:val="24"/>
-              </w:rPr>
               <w:noBreakHyphen/>
               <w:t>A)</w:t>
             </w:r>
@@ -3088,43 +2501,20 @@
           </w:tcPr>
           <w:p>
             <w:pPr>
-              <w:keepLines/>
-              <w:rPr>
-                <w:b/>
-                <w:sz w:val="24"/>
-              </w:rPr>
-            </w:pPr>
-            <w:r>
-              <w:rPr>
-                <w:rFonts w:hint="eastAsia"/>
-                <w:b/>
-                <w:sz w:val="24"/>
-              </w:rPr>
-              <w:t>Conference on Empirical Methods in Natural Language Processing (EMNLP)</w:t>
-            </w:r>
-            <w:r>
-              <w:rPr>
-                <w:rFonts w:hint="eastAsia"/>
-                <w:b/>
-                <w:sz w:val="24"/>
-              </w:rPr>
-              <w:t>，担任</w:t>
-            </w:r>
-            <w:r>
-              <w:rPr>
-                <w:rFonts w:hint="eastAsia"/>
-                <w:b/>
-                <w:sz w:val="24"/>
-              </w:rPr>
-              <w:t xml:space="preserve"> Senior Area Chair</w:t>
-            </w:r>
-            <w:r>
-              <w:rPr>
-                <w:rFonts w:hint="eastAsia"/>
-                <w:b/>
-                <w:sz w:val="24"/>
-              </w:rPr>
-              <w:t>。</w:t>
+              <w:keepNext w:val="0"/>
+              <w:keepLines/>
+              <w:rPr>
+                <w:b/>
+                <w:sz w:val="24"/>
+              </w:rPr>
+            </w:pPr>
+            <w:r>
+              <w:rPr>
+                <w:rFonts w:hint="eastAsia"/>
+                <w:b/>
+                <w:sz w:val="24"/>
+              </w:rPr>
+              <w:t xml:space="preserve">Conference on Empirical Methods in Natural Language Processing (EMNLP)，担任 Senior Area Chair。</w:t>
             </w:r>
           </w:p>
         </w:tc>
@@ -3144,58 +2534,29 @@
           </w:tcPr>
           <w:p>
             <w:pPr>
-              <w:keepLines/>
-              <w:rPr>
-                <w:b/>
-                <w:sz w:val="24"/>
-              </w:rPr>
-            </w:pPr>
-            <w:r>
-              <w:rPr>
-                <w:rFonts w:hint="eastAsia"/>
-                <w:b/>
-                <w:sz w:val="24"/>
-              </w:rPr>
-              <w:t>Annual Meeting of the Association for Computational Linguistics (ACL)</w:t>
-            </w:r>
-            <w:r>
-              <w:rPr>
-                <w:rFonts w:hint="eastAsia"/>
-                <w:b/>
-                <w:sz w:val="24"/>
-              </w:rPr>
-              <w:t>，担任</w:t>
-            </w:r>
-            <w:r>
-              <w:rPr>
-                <w:rFonts w:hint="eastAsia"/>
-                <w:b/>
-                <w:sz w:val="24"/>
-              </w:rPr>
-              <w:t xml:space="preserve"> Area Chair</w:t>
-            </w:r>
-            <w:r>
-              <w:rPr>
-                <w:rFonts w:hint="eastAsia"/>
-                <w:b/>
-                <w:sz w:val="24"/>
-              </w:rPr>
-              <w:t>。</w:t>
-            </w:r>
-            <w:r>
-              <w:rPr>
+              <w:keepNext w:val="0"/>
+              <w:keepLines/>
+              <w:rPr>
+                <w:b/>
+                <w:sz w:val="24"/>
+              </w:rPr>
+            </w:pPr>
+            <w:r>
+              <w:rPr>
+                <w:rFonts w:hint="eastAsia"/>
+                <w:b/>
+                <w:sz w:val="24"/>
+              </w:rPr>
+              <w:t xml:space="preserve">Annual Meeting of the Association for Computational Linguistics (ACL)，担任 Area Chair。</w:t>
+            </w:r>
+            <w:r>
+              <w:rPr>
+                <w:rFonts/>
                 <w:b/>
                 <w:color w:val="FF0000"/>
                 <w:sz w:val="24"/>
               </w:rPr>
               <w:t xml:space="preserve"> (CCF</w:t>
-            </w:r>
-            <w:r>
-              <w:rPr>
-                <w:b/>
-                <w:color w:val="FF0000"/>
-                <w:sz w:val="24"/>
-              </w:rPr>
               <w:noBreakHyphen/>
               <w:t>A)</w:t>
             </w:r>
@@ -3217,58 +2578,29 @@
           </w:tcPr>
           <w:p>
             <w:pPr>
-              <w:keepLines/>
-              <w:rPr>
-                <w:b/>
-                <w:sz w:val="24"/>
-              </w:rPr>
-            </w:pPr>
-            <w:r>
-              <w:rPr>
-                <w:rFonts w:hint="eastAsia"/>
-                <w:b/>
-                <w:sz w:val="24"/>
-              </w:rPr>
-              <w:t>The Web Conference (WWW)</w:t>
-            </w:r>
-            <w:r>
-              <w:rPr>
-                <w:rFonts w:hint="eastAsia"/>
-                <w:b/>
-                <w:sz w:val="24"/>
-              </w:rPr>
-              <w:t>，担任</w:t>
-            </w:r>
-            <w:r>
-              <w:rPr>
-                <w:rFonts w:hint="eastAsia"/>
-                <w:b/>
-                <w:sz w:val="24"/>
-              </w:rPr>
-              <w:t xml:space="preserve"> Area Chair</w:t>
-            </w:r>
-            <w:r>
-              <w:rPr>
-                <w:rFonts w:hint="eastAsia"/>
-                <w:b/>
-                <w:sz w:val="24"/>
-              </w:rPr>
-              <w:t>。</w:t>
-            </w:r>
-            <w:r>
-              <w:rPr>
+              <w:keepNext w:val="0"/>
+              <w:keepLines/>
+              <w:rPr>
+                <w:b/>
+                <w:sz w:val="24"/>
+              </w:rPr>
+            </w:pPr>
+            <w:r>
+              <w:rPr>
+                <w:rFonts w:hint="eastAsia"/>
+                <w:b/>
+                <w:sz w:val="24"/>
+              </w:rPr>
+              <w:t xml:space="preserve">The Web Conference (WWW)，担任 Area Chair。</w:t>
+            </w:r>
+            <w:r>
+              <w:rPr>
+                <w:rFonts/>
                 <w:b/>
                 <w:color w:val="FF0000"/>
                 <w:sz w:val="24"/>
               </w:rPr>
               <w:t xml:space="preserve"> (CCF</w:t>
-            </w:r>
-            <w:r>
-              <w:rPr>
-                <w:b/>
-                <w:color w:val="FF0000"/>
-                <w:sz w:val="24"/>
-              </w:rPr>
               <w:noBreakHyphen/>
               <w:t>A)</w:t>
             </w:r>
@@ -3290,43 +2622,20 @@
           </w:tcPr>
           <w:p>
             <w:pPr>
-              <w:keepLines/>
-              <w:rPr>
-                <w:b/>
-                <w:sz w:val="24"/>
-              </w:rPr>
-            </w:pPr>
-            <w:r>
-              <w:rPr>
-                <w:rFonts w:hint="eastAsia"/>
-                <w:b/>
-                <w:sz w:val="24"/>
-              </w:rPr>
-              <w:t>North American Chapter of the Association for Computational Linguistics (NAACL)</w:t>
-            </w:r>
-            <w:r>
-              <w:rPr>
-                <w:rFonts w:hint="eastAsia"/>
-                <w:b/>
-                <w:sz w:val="24"/>
-              </w:rPr>
-              <w:t>，担任</w:t>
-            </w:r>
-            <w:r>
-              <w:rPr>
-                <w:rFonts w:hint="eastAsia"/>
-                <w:b/>
-                <w:sz w:val="24"/>
-              </w:rPr>
-              <w:t xml:space="preserve"> Area Chair</w:t>
-            </w:r>
-            <w:r>
-              <w:rPr>
-                <w:rFonts w:hint="eastAsia"/>
-                <w:b/>
-                <w:sz w:val="24"/>
-              </w:rPr>
-              <w:t>。</w:t>
+              <w:keepNext w:val="0"/>
+              <w:keepLines/>
+              <w:rPr>
+                <w:b/>
+                <w:sz w:val="24"/>
+              </w:rPr>
+            </w:pPr>
+            <w:r>
+              <w:rPr>
+                <w:rFonts w:hint="eastAsia"/>
+                <w:b/>
+                <w:sz w:val="24"/>
+              </w:rPr>
+              <w:t xml:space="preserve">North American Chapter of the Association for Computational Linguistics (NAACL)，担任 Area Chair。</w:t>
             </w:r>
           </w:p>
         </w:tc>
@@ -3346,43 +2655,20 @@
           </w:tcPr>
           <w:p>
             <w:pPr>
-              <w:keepLines/>
-              <w:rPr>
-                <w:b/>
-                <w:sz w:val="24"/>
-              </w:rPr>
-            </w:pPr>
-            <w:r>
-              <w:rPr>
-                <w:rFonts w:hint="eastAsia"/>
-                <w:b/>
-                <w:sz w:val="24"/>
-              </w:rPr>
-              <w:t>Association for Computational Linguistics Rolling Review (ACL ARR)</w:t>
-            </w:r>
-            <w:r>
-              <w:rPr>
-                <w:rFonts w:hint="eastAsia"/>
-                <w:b/>
-                <w:sz w:val="24"/>
-              </w:rPr>
-              <w:t>，担任</w:t>
-            </w:r>
-            <w:r>
-              <w:rPr>
-                <w:rFonts w:hint="eastAsia"/>
-                <w:b/>
-                <w:sz w:val="24"/>
-              </w:rPr>
-              <w:t xml:space="preserve"> Senior Area Chair</w:t>
-            </w:r>
-            <w:r>
-              <w:rPr>
-                <w:rFonts w:hint="eastAsia"/>
-                <w:b/>
-                <w:sz w:val="24"/>
-              </w:rPr>
-              <w:t>。</w:t>
+              <w:keepNext w:val="0"/>
+              <w:keepLines/>
+              <w:rPr>
+                <w:b/>
+                <w:sz w:val="24"/>
+              </w:rPr>
+            </w:pPr>
+            <w:r>
+              <w:rPr>
+                <w:rFonts w:hint="eastAsia"/>
+                <w:b/>
+                <w:sz w:val="24"/>
+              </w:rPr>
+              <w:t xml:space="preserve">Association for Computational Linguistics Rolling Review (ACL ARR)，担任 Senior Area Chair。</w:t>
             </w:r>
           </w:p>
         </w:tc>
@@ -3402,58 +2688,29 @@
           </w:tcPr>
           <w:p>
             <w:pPr>
-              <w:keepLines/>
-              <w:rPr>
-                <w:b/>
-                <w:sz w:val="24"/>
-              </w:rPr>
-            </w:pPr>
-            <w:r>
-              <w:rPr>
-                <w:rFonts w:hint="eastAsia"/>
-                <w:b/>
-                <w:sz w:val="24"/>
-              </w:rPr>
-              <w:t>European Conference on Computer Vision (ECCV)</w:t>
-            </w:r>
-            <w:r>
-              <w:rPr>
-                <w:rFonts w:hint="eastAsia"/>
-                <w:b/>
-                <w:sz w:val="24"/>
-              </w:rPr>
-              <w:t>，担任</w:t>
-            </w:r>
-            <w:r>
-              <w:rPr>
-                <w:rFonts w:hint="eastAsia"/>
-                <w:b/>
-                <w:sz w:val="24"/>
-              </w:rPr>
-              <w:t xml:space="preserve"> Area Chair</w:t>
-            </w:r>
-            <w:r>
-              <w:rPr>
-                <w:rFonts w:hint="eastAsia"/>
-                <w:b/>
-                <w:sz w:val="24"/>
-              </w:rPr>
-              <w:t>。</w:t>
-            </w:r>
-            <w:r>
-              <w:rPr>
+              <w:keepNext w:val="0"/>
+              <w:keepLines/>
+              <w:rPr>
+                <w:b/>
+                <w:sz w:val="24"/>
+              </w:rPr>
+            </w:pPr>
+            <w:r>
+              <w:rPr>
+                <w:rFonts w:hint="eastAsia"/>
+                <w:b/>
+                <w:sz w:val="24"/>
+              </w:rPr>
+              <w:t xml:space="preserve">European Conference on Computer Vision (ECCV)，担任 Area Chair。</w:t>
+            </w:r>
+            <w:r>
+              <w:rPr>
+                <w:rFonts/>
                 <w:b/>
                 <w:color w:val="FF0000"/>
                 <w:sz w:val="24"/>
               </w:rPr>
               <w:t xml:space="preserve"> (CCF</w:t>
-            </w:r>
-            <w:r>
-              <w:rPr>
-                <w:b/>
-                <w:color w:val="FF0000"/>
-                <w:sz w:val="24"/>
-              </w:rPr>
               <w:noBreakHyphen/>
               <w:t>A)</w:t>
             </w:r>
@@ -3475,58 +2732,29 @@
           </w:tcPr>
           <w:p>
             <w:pPr>
-              <w:keepLines/>
-              <w:rPr>
-                <w:b/>
-                <w:sz w:val="24"/>
-              </w:rPr>
-            </w:pPr>
-            <w:r>
-              <w:rPr>
-                <w:rFonts w:hint="eastAsia"/>
-                <w:b/>
-                <w:sz w:val="24"/>
-              </w:rPr>
-              <w:t>International Conference on Computer Vision (ICCV)</w:t>
-            </w:r>
-            <w:r>
-              <w:rPr>
-                <w:rFonts w:hint="eastAsia"/>
-                <w:b/>
-                <w:sz w:val="24"/>
-              </w:rPr>
-              <w:t>，担任</w:t>
-            </w:r>
-            <w:r>
-              <w:rPr>
-                <w:rFonts w:hint="eastAsia"/>
-                <w:b/>
-                <w:sz w:val="24"/>
-              </w:rPr>
-              <w:t xml:space="preserve"> Area Chair</w:t>
-            </w:r>
-            <w:r>
-              <w:rPr>
-                <w:rFonts w:hint="eastAsia"/>
-                <w:b/>
-                <w:sz w:val="24"/>
-              </w:rPr>
-              <w:t>。</w:t>
-            </w:r>
-            <w:r>
-              <w:rPr>
+              <w:keepNext w:val="0"/>
+              <w:keepLines/>
+              <w:rPr>
+                <w:b/>
+                <w:sz w:val="24"/>
+              </w:rPr>
+            </w:pPr>
+            <w:r>
+              <w:rPr>
+                <w:rFonts w:hint="eastAsia"/>
+                <w:b/>
+                <w:sz w:val="24"/>
+              </w:rPr>
+              <w:t xml:space="preserve">International Conference on Computer Vision (ICCV)，担任 Area Chair。</w:t>
+            </w:r>
+            <w:r>
+              <w:rPr>
+                <w:rFonts/>
                 <w:b/>
                 <w:color w:val="FF0000"/>
                 <w:sz w:val="24"/>
               </w:rPr>
               <w:t xml:space="preserve"> (CCF</w:t>
-            </w:r>
-            <w:r>
-              <w:rPr>
-                <w:b/>
-                <w:color w:val="FF0000"/>
-                <w:sz w:val="24"/>
-              </w:rPr>
               <w:noBreakHyphen/>
               <w:t>A)</w:t>
             </w:r>
@@ -3548,58 +2776,29 @@
           </w:tcPr>
           <w:p>
             <w:pPr>
-              <w:keepLines/>
-              <w:rPr>
-                <w:b/>
-                <w:sz w:val="24"/>
-              </w:rPr>
-            </w:pPr>
-            <w:r>
-              <w:rPr>
-                <w:rFonts w:hint="eastAsia"/>
-                <w:b/>
-                <w:sz w:val="24"/>
-              </w:rPr>
-              <w:t>IEEE/CVF Conference on Computer Vision and Pattern Recognition (CVPR)</w:t>
-            </w:r>
-            <w:r>
-              <w:rPr>
-                <w:rFonts w:hint="eastAsia"/>
-                <w:b/>
-                <w:sz w:val="24"/>
-              </w:rPr>
-              <w:t>，担任</w:t>
-            </w:r>
-            <w:r>
-              <w:rPr>
-                <w:rFonts w:hint="eastAsia"/>
-                <w:b/>
-                <w:sz w:val="24"/>
-              </w:rPr>
-              <w:t xml:space="preserve"> Area Chair</w:t>
-            </w:r>
-            <w:r>
-              <w:rPr>
-                <w:rFonts w:hint="eastAsia"/>
-                <w:b/>
-                <w:sz w:val="24"/>
-              </w:rPr>
-              <w:t>。</w:t>
-            </w:r>
-            <w:r>
-              <w:rPr>
+              <w:keepNext w:val="0"/>
+              <w:keepLines/>
+              <w:rPr>
+                <w:b/>
+                <w:sz w:val="24"/>
+              </w:rPr>
+            </w:pPr>
+            <w:r>
+              <w:rPr>
+                <w:rFonts w:hint="eastAsia"/>
+                <w:b/>
+                <w:sz w:val="24"/>
+              </w:rPr>
+              <w:t xml:space="preserve">IEEE/CVF Conference on Computer Vision and Pattern Recognition (CVPR)，担任 Area Chair。</w:t>
+            </w:r>
+            <w:r>
+              <w:rPr>
+                <w:rFonts/>
                 <w:b/>
                 <w:color w:val="FF0000"/>
                 <w:sz w:val="24"/>
               </w:rPr>
               <w:t xml:space="preserve"> (CCF</w:t>
-            </w:r>
-            <w:r>
-              <w:rPr>
-                <w:b/>
-                <w:color w:val="FF0000"/>
-                <w:sz w:val="24"/>
-              </w:rPr>
               <w:noBreakHyphen/>
               <w:t>A)</w:t>
             </w:r>
@@ -3621,43 +2820,20 @@
           </w:tcPr>
           <w:p>
             <w:pPr>
-              <w:keepLines/>
-              <w:rPr>
-                <w:b/>
-                <w:sz w:val="24"/>
-              </w:rPr>
-            </w:pPr>
-            <w:r>
-              <w:rPr>
-                <w:rFonts w:hint="eastAsia"/>
-                <w:b/>
-                <w:sz w:val="24"/>
-              </w:rPr>
-              <w:t>Conference on Language Modeling (COLM)</w:t>
-            </w:r>
-            <w:r>
-              <w:rPr>
-                <w:rFonts w:hint="eastAsia"/>
-                <w:b/>
-                <w:sz w:val="24"/>
-              </w:rPr>
-              <w:t>，担任</w:t>
-            </w:r>
-            <w:r>
-              <w:rPr>
-                <w:rFonts w:hint="eastAsia"/>
-                <w:b/>
-                <w:sz w:val="24"/>
-              </w:rPr>
-              <w:t xml:space="preserve"> Area Chair</w:t>
-            </w:r>
-            <w:r>
-              <w:rPr>
-                <w:rFonts w:hint="eastAsia"/>
-                <w:b/>
-                <w:sz w:val="24"/>
-              </w:rPr>
-              <w:t>。</w:t>
+              <w:keepNext w:val="0"/>
+              <w:keepLines/>
+              <w:rPr>
+                <w:b/>
+                <w:sz w:val="24"/>
+              </w:rPr>
+            </w:pPr>
+            <w:r>
+              <w:rPr>
+                <w:rFonts w:hint="eastAsia"/>
+                <w:b/>
+                <w:sz w:val="24"/>
+              </w:rPr>
+              <w:t xml:space="preserve">Conference on Language Modeling (COLM)，担任 Area Chair。</w:t>
             </w:r>
           </w:p>
         </w:tc>
@@ -3677,58 +2853,29 @@
           </w:tcPr>
           <w:p>
             <w:pPr>
-              <w:keepLines/>
-              <w:rPr>
-                <w:b/>
-                <w:sz w:val="24"/>
-              </w:rPr>
-            </w:pPr>
-            <w:r>
-              <w:rPr>
-                <w:rFonts w:hint="eastAsia"/>
-                <w:b/>
-                <w:sz w:val="24"/>
-              </w:rPr>
-              <w:t>International Joint Conference on Artificial Intelligence (IJCAI)</w:t>
-            </w:r>
-            <w:r>
-              <w:rPr>
-                <w:rFonts w:hint="eastAsia"/>
-                <w:b/>
-                <w:sz w:val="24"/>
-              </w:rPr>
-              <w:t>，担任</w:t>
-            </w:r>
-            <w:r>
-              <w:rPr>
-                <w:rFonts w:hint="eastAsia"/>
-                <w:b/>
-                <w:sz w:val="24"/>
-              </w:rPr>
-              <w:t xml:space="preserve"> Area Chair</w:t>
-            </w:r>
-            <w:r>
-              <w:rPr>
-                <w:rFonts w:hint="eastAsia"/>
-                <w:b/>
-                <w:sz w:val="24"/>
-              </w:rPr>
-              <w:t>。</w:t>
-            </w:r>
-            <w:r>
-              <w:rPr>
+              <w:keepNext w:val="0"/>
+              <w:keepLines/>
+              <w:rPr>
+                <w:b/>
+                <w:sz w:val="24"/>
+              </w:rPr>
+            </w:pPr>
+            <w:r>
+              <w:rPr>
+                <w:rFonts w:hint="eastAsia"/>
+                <w:b/>
+                <w:sz w:val="24"/>
+              </w:rPr>
+              <w:t xml:space="preserve">International Joint Conference on Artificial Intelligence (IJCAI)，担任 Area Chair。</w:t>
+            </w:r>
+            <w:r>
+              <w:rPr>
+                <w:rFonts/>
                 <w:b/>
                 <w:color w:val="FF0000"/>
                 <w:sz w:val="24"/>
               </w:rPr>
               <w:t xml:space="preserve"> (CCF</w:t>
-            </w:r>
-            <w:r>
-              <w:rPr>
-                <w:b/>
-                <w:color w:val="FF0000"/>
-                <w:sz w:val="24"/>
-              </w:rPr>
               <w:noBreakHyphen/>
               <w:t>A)</w:t>
             </w:r>
@@ -3750,43 +2897,20 @@
           </w:tcPr>
           <w:p>
             <w:pPr>
-              <w:keepLines/>
-              <w:rPr>
-                <w:b/>
-                <w:sz w:val="24"/>
-              </w:rPr>
-            </w:pPr>
-            <w:r>
-              <w:rPr>
-                <w:rFonts w:hint="eastAsia"/>
-                <w:b/>
-                <w:sz w:val="24"/>
-              </w:rPr>
-              <w:t>IEEE International Conference on Multimedia and Expo (ICME)</w:t>
-            </w:r>
-            <w:r>
-              <w:rPr>
-                <w:rFonts w:hint="eastAsia"/>
-                <w:b/>
-                <w:sz w:val="24"/>
-              </w:rPr>
-              <w:t>，担任</w:t>
-            </w:r>
-            <w:r>
-              <w:rPr>
-                <w:rFonts w:hint="eastAsia"/>
-                <w:b/>
-                <w:sz w:val="24"/>
-              </w:rPr>
-              <w:t xml:space="preserve"> Area Chair</w:t>
-            </w:r>
-            <w:r>
-              <w:rPr>
-                <w:rFonts w:hint="eastAsia"/>
-                <w:b/>
-                <w:sz w:val="24"/>
-              </w:rPr>
-              <w:t>。</w:t>
+              <w:keepNext w:val="0"/>
+              <w:keepLines/>
+              <w:rPr>
+                <w:b/>
+                <w:sz w:val="24"/>
+              </w:rPr>
+            </w:pPr>
+            <w:r>
+              <w:rPr>
+                <w:rFonts w:hint="eastAsia"/>
+                <w:b/>
+                <w:sz w:val="24"/>
+              </w:rPr>
+              <w:t xml:space="preserve">IEEE International Conference on Multimedia and Expo (ICME)，担任 Area Chair。</w:t>
             </w:r>
           </w:p>
         </w:tc>
@@ -3806,43 +2930,20 @@
           </w:tcPr>
           <w:p>
             <w:pPr>
-              <w:keepLines/>
-              <w:rPr>
-                <w:b/>
-                <w:sz w:val="24"/>
-              </w:rPr>
-            </w:pPr>
-            <w:r>
-              <w:rPr>
-                <w:rFonts w:hint="eastAsia"/>
-                <w:b/>
-                <w:sz w:val="24"/>
-              </w:rPr>
-              <w:t>International Joint Conference on Neural Networks (IJCNN)</w:t>
-            </w:r>
-            <w:r>
-              <w:rPr>
-                <w:rFonts w:hint="eastAsia"/>
-                <w:b/>
-                <w:sz w:val="24"/>
-              </w:rPr>
-              <w:t>，担任</w:t>
-            </w:r>
-            <w:r>
-              <w:rPr>
-                <w:rFonts w:hint="eastAsia"/>
-                <w:b/>
-                <w:sz w:val="24"/>
-              </w:rPr>
-              <w:t xml:space="preserve"> Area Chair</w:t>
-            </w:r>
-            <w:r>
-              <w:rPr>
-                <w:rFonts w:hint="eastAsia"/>
-                <w:b/>
-                <w:sz w:val="24"/>
-              </w:rPr>
-              <w:t>。</w:t>
+              <w:keepNext w:val="0"/>
+              <w:keepLines/>
+              <w:rPr>
+                <w:b/>
+                <w:sz w:val="24"/>
+              </w:rPr>
+            </w:pPr>
+            <w:r>
+              <w:rPr>
+                <w:rFonts w:hint="eastAsia"/>
+                <w:b/>
+                <w:sz w:val="24"/>
+              </w:rPr>
+              <w:t xml:space="preserve">International Joint Conference on Neural Networks (IJCNN)，担任 Area Chair。</w:t>
             </w:r>
           </w:p>
         </w:tc>
@@ -3876,64 +2977,25 @@
                 <w:b/>
                 <w:sz w:val="24"/>
               </w:rPr>
-              <w:t>学术会议</w:t>
-            </w:r>
-            <w:r>
-              <w:rPr>
-                <w:rFonts w:hint="eastAsia"/>
-                <w:b/>
-                <w:sz w:val="24"/>
-              </w:rPr>
-              <w:t xml:space="preserve"> Tutorial</w:t>
-            </w:r>
-            <w:r>
-              <w:rPr>
-                <w:rFonts w:hint="eastAsia"/>
-                <w:b/>
-                <w:sz w:val="24"/>
-              </w:rPr>
-              <w:t>：</w:t>
-            </w:r>
-          </w:p>
-          <w:p>
-            <w:pPr>
-              <w:keepLines/>
-              <w:rPr>
-                <w:b/>
-                <w:sz w:val="24"/>
-              </w:rPr>
-            </w:pPr>
-            <w:r>
-              <w:rPr>
-                <w:rFonts w:hint="eastAsia"/>
-                <w:b/>
-                <w:sz w:val="24"/>
-              </w:rPr>
-              <w:t>ECCV 2026</w:t>
-            </w:r>
-            <w:r>
-              <w:rPr>
-                <w:rFonts w:hint="eastAsia"/>
-                <w:b/>
-                <w:sz w:val="24"/>
-              </w:rPr>
-              <w:t>，主办“从感知到模拟：多模态推理中世界模型的兴起”（</w:t>
-            </w:r>
-            <w:r>
-              <w:rPr>
-                <w:rFonts w:hint="eastAsia"/>
-                <w:b/>
-                <w:sz w:val="24"/>
-              </w:rPr>
-              <w:t>From Perception to Simulation: The Emergence of World Models in Multi-modal Reasoning</w:t>
-            </w:r>
-            <w:r>
-              <w:rPr>
-                <w:rFonts w:hint="eastAsia"/>
-                <w:b/>
-                <w:sz w:val="24"/>
-              </w:rPr>
-              <w:t>）。</w:t>
+              <w:t xml:space="preserve">学术会议 Tutorial：</w:t>
+            </w:r>
+          </w:p>
+          <w:p>
+            <w:pPr>
+              <w:keepNext w:val="0"/>
+              <w:keepLines/>
+              <w:rPr>
+                <w:b/>
+                <w:sz w:val="24"/>
+              </w:rPr>
+            </w:pPr>
+            <w:r>
+              <w:rPr>
+                <w:rFonts w:hint="eastAsia"/>
+                <w:b/>
+                <w:sz w:val="24"/>
+              </w:rPr>
+              <w:t xml:space="preserve">ECCV 2026，主办“从感知到模拟：多模态推理中世界模型的兴起”（From Perception to Simulation: The Emergence of World Models in Multi-modal Reasoning）。</w:t>
             </w:r>
           </w:p>
         </w:tc>
@@ -3953,43 +3015,20 @@
           </w:tcPr>
           <w:p>
             <w:pPr>
-              <w:keepLines/>
-              <w:rPr>
-                <w:b/>
-                <w:sz w:val="24"/>
-              </w:rPr>
-            </w:pPr>
-            <w:r>
-              <w:rPr>
-                <w:rFonts w:hint="eastAsia"/>
-                <w:b/>
-                <w:sz w:val="24"/>
-              </w:rPr>
-              <w:t>CVPR 2026</w:t>
-            </w:r>
-            <w:r>
-              <w:rPr>
-                <w:rFonts w:hint="eastAsia"/>
-                <w:b/>
-                <w:sz w:val="24"/>
-              </w:rPr>
-              <w:t>，主办“从感知到模拟：多模态推理中世界模型的兴起”（</w:t>
-            </w:r>
-            <w:r>
-              <w:rPr>
-                <w:rFonts w:hint="eastAsia"/>
-                <w:b/>
-                <w:sz w:val="24"/>
-              </w:rPr>
-              <w:t>From Perception to Simulation: The Emergence of World Models in Multi-modal Reasoning</w:t>
-            </w:r>
-            <w:r>
-              <w:rPr>
-                <w:rFonts w:hint="eastAsia"/>
-                <w:b/>
-                <w:sz w:val="24"/>
-              </w:rPr>
-              <w:t>）。</w:t>
+              <w:keepNext w:val="0"/>
+              <w:keepLines/>
+              <w:rPr>
+                <w:b/>
+                <w:sz w:val="24"/>
+              </w:rPr>
+            </w:pPr>
+            <w:r>
+              <w:rPr>
+                <w:rFonts w:hint="eastAsia"/>
+                <w:b/>
+                <w:sz w:val="24"/>
+              </w:rPr>
+              <w:t xml:space="preserve">CVPR 2026，主办“从感知到模拟：多模态推理中世界模型的兴起”（From Perception to Simulation: The Emergence of World Models in Multi-modal Reasoning）。</w:t>
             </w:r>
           </w:p>
         </w:tc>
@@ -4009,43 +3048,20 @@
           </w:tcPr>
           <w:p>
             <w:pPr>
-              <w:keepLines/>
-              <w:rPr>
-                <w:b/>
-                <w:sz w:val="24"/>
-              </w:rPr>
-            </w:pPr>
-            <w:r>
-              <w:rPr>
-                <w:rFonts w:hint="eastAsia"/>
-                <w:b/>
-                <w:sz w:val="24"/>
-              </w:rPr>
-              <w:t>ICCV 2025</w:t>
-            </w:r>
-            <w:r>
-              <w:rPr>
-                <w:rFonts w:hint="eastAsia"/>
-                <w:b/>
-                <w:sz w:val="24"/>
-              </w:rPr>
-              <w:t>，主办“面向视觉语言模型的综合推理”（</w:t>
-            </w:r>
-            <w:r>
-              <w:rPr>
-                <w:rFonts w:hint="eastAsia"/>
-                <w:b/>
-                <w:sz w:val="24"/>
-              </w:rPr>
-              <w:t>Towards Comprehensive Reasoning in Vision-Language Models</w:t>
-            </w:r>
-            <w:r>
-              <w:rPr>
-                <w:rFonts w:hint="eastAsia"/>
-                <w:b/>
-                <w:sz w:val="24"/>
-              </w:rPr>
-              <w:t>）。</w:t>
+              <w:keepNext w:val="0"/>
+              <w:keepLines/>
+              <w:rPr>
+                <w:b/>
+                <w:sz w:val="24"/>
+              </w:rPr>
+            </w:pPr>
+            <w:r>
+              <w:rPr>
+                <w:rFonts w:hint="eastAsia"/>
+                <w:b/>
+                <w:sz w:val="24"/>
+              </w:rPr>
+              <w:t xml:space="preserve">ICCV 2025，主办“面向视觉语言模型的综合推理”（Towards Comprehensive Reasoning in Vision-Language Models）。</w:t>
             </w:r>
           </w:p>
         </w:tc>
@@ -4079,289 +3095,25 @@
                 <w:b/>
                 <w:sz w:val="24"/>
               </w:rPr>
-              <w:lastRenderedPageBreak/>
-              <w:t>会议审稿：</w:t>
-            </w:r>
-          </w:p>
-          <w:p>
-            <w:pPr>
-              <w:keepLines/>
-              <w:rPr>
-                <w:b/>
-                <w:sz w:val="24"/>
-              </w:rPr>
-            </w:pPr>
-            <w:r>
-              <w:rPr>
-                <w:rFonts w:hint="eastAsia"/>
-                <w:b/>
-                <w:sz w:val="24"/>
-              </w:rPr>
-              <w:t>EMNLP</w:t>
-            </w:r>
-            <w:r>
-              <w:rPr>
-                <w:rFonts w:hint="eastAsia"/>
-                <w:b/>
-                <w:sz w:val="24"/>
-              </w:rPr>
-              <w:t>、</w:t>
-            </w:r>
-            <w:r>
-              <w:rPr>
-                <w:rFonts w:hint="eastAsia"/>
-                <w:b/>
-                <w:sz w:val="24"/>
-              </w:rPr>
-              <w:t>ACL</w:t>
-            </w:r>
-            <w:r>
-              <w:rPr>
-                <w:rFonts w:hint="eastAsia"/>
-                <w:b/>
-                <w:sz w:val="24"/>
-              </w:rPr>
-              <w:t>、</w:t>
-            </w:r>
-            <w:r>
-              <w:rPr>
-                <w:rFonts w:hint="eastAsia"/>
-                <w:b/>
-                <w:sz w:val="24"/>
-              </w:rPr>
-              <w:t>NAACL</w:t>
-            </w:r>
-            <w:r>
-              <w:rPr>
-                <w:rFonts w:hint="eastAsia"/>
-                <w:b/>
-                <w:sz w:val="24"/>
-              </w:rPr>
-              <w:t>、</w:t>
-            </w:r>
-            <w:r>
-              <w:rPr>
-                <w:rFonts w:hint="eastAsia"/>
-                <w:b/>
-                <w:sz w:val="24"/>
-              </w:rPr>
-              <w:t>KDD</w:t>
-            </w:r>
-            <w:r>
-              <w:rPr>
-                <w:rFonts w:hint="eastAsia"/>
-                <w:b/>
-                <w:sz w:val="24"/>
-              </w:rPr>
-              <w:t>、</w:t>
-            </w:r>
-            <w:r>
-              <w:rPr>
-                <w:rFonts w:hint="eastAsia"/>
-                <w:b/>
-                <w:sz w:val="24"/>
-              </w:rPr>
-              <w:t>AISTATS</w:t>
-            </w:r>
-            <w:r>
-              <w:rPr>
-                <w:rFonts w:hint="eastAsia"/>
-                <w:b/>
-                <w:sz w:val="24"/>
-              </w:rPr>
-              <w:t>、</w:t>
-            </w:r>
-            <w:r>
-              <w:rPr>
-                <w:rFonts w:hint="eastAsia"/>
-                <w:b/>
-                <w:sz w:val="24"/>
-              </w:rPr>
-              <w:t>LoG</w:t>
-            </w:r>
-            <w:r>
-              <w:rPr>
-                <w:rFonts w:hint="eastAsia"/>
-                <w:b/>
-                <w:sz w:val="24"/>
-              </w:rPr>
-              <w:t>、</w:t>
-            </w:r>
-            <w:r>
-              <w:rPr>
-                <w:rFonts w:hint="eastAsia"/>
-                <w:b/>
-                <w:sz w:val="24"/>
-              </w:rPr>
-              <w:t>WWW</w:t>
-            </w:r>
-            <w:r>
-              <w:rPr>
-                <w:rFonts w:hint="eastAsia"/>
-                <w:b/>
-                <w:sz w:val="24"/>
-              </w:rPr>
-              <w:t>、</w:t>
-            </w:r>
-            <w:r>
-              <w:rPr>
-                <w:rFonts w:hint="eastAsia"/>
-                <w:b/>
-                <w:sz w:val="24"/>
-              </w:rPr>
-              <w:t>ICLR</w:t>
-            </w:r>
-            <w:r>
-              <w:rPr>
-                <w:rFonts w:hint="eastAsia"/>
-                <w:b/>
-                <w:sz w:val="24"/>
-              </w:rPr>
-              <w:t>、</w:t>
-            </w:r>
-            <w:r>
-              <w:rPr>
-                <w:rFonts w:hint="eastAsia"/>
-                <w:b/>
-                <w:sz w:val="24"/>
-              </w:rPr>
-              <w:t>NeurIPS</w:t>
-            </w:r>
-            <w:r>
-              <w:rPr>
-                <w:rFonts w:hint="eastAsia"/>
-                <w:b/>
-                <w:sz w:val="24"/>
-              </w:rPr>
-              <w:t>、</w:t>
-            </w:r>
-            <w:r>
-              <w:rPr>
-                <w:rFonts w:hint="eastAsia"/>
-                <w:b/>
-                <w:sz w:val="24"/>
-              </w:rPr>
-              <w:t>AAAI</w:t>
-            </w:r>
-            <w:r>
-              <w:rPr>
-                <w:rFonts w:hint="eastAsia"/>
-                <w:b/>
-                <w:sz w:val="24"/>
-              </w:rPr>
-              <w:t>、</w:t>
-            </w:r>
-            <w:r>
-              <w:rPr>
-                <w:rFonts w:hint="eastAsia"/>
-                <w:b/>
-                <w:sz w:val="24"/>
-              </w:rPr>
-              <w:t>CVPR</w:t>
-            </w:r>
-            <w:r>
-              <w:rPr>
-                <w:rFonts w:hint="eastAsia"/>
-                <w:b/>
-                <w:sz w:val="24"/>
-              </w:rPr>
-              <w:t>、</w:t>
-            </w:r>
-            <w:r>
-              <w:rPr>
-                <w:rFonts w:hint="eastAsia"/>
-                <w:b/>
-                <w:sz w:val="24"/>
-              </w:rPr>
-              <w:t>ICCV</w:t>
-            </w:r>
-            <w:r>
-              <w:rPr>
-                <w:rFonts w:hint="eastAsia"/>
-                <w:b/>
-                <w:sz w:val="24"/>
-              </w:rPr>
-              <w:t>、</w:t>
-            </w:r>
-            <w:r>
-              <w:rPr>
-                <w:rFonts w:hint="eastAsia"/>
-                <w:b/>
-                <w:sz w:val="24"/>
-              </w:rPr>
-              <w:t>ECCV</w:t>
-            </w:r>
-            <w:r>
-              <w:rPr>
-                <w:rFonts w:hint="eastAsia"/>
-                <w:b/>
-                <w:sz w:val="24"/>
-              </w:rPr>
-              <w:t>、</w:t>
-            </w:r>
-            <w:r>
-              <w:rPr>
-                <w:rFonts w:hint="eastAsia"/>
-                <w:b/>
-                <w:sz w:val="24"/>
-              </w:rPr>
-              <w:t>IJCAI</w:t>
-            </w:r>
-            <w:r>
-              <w:rPr>
-                <w:rFonts w:hint="eastAsia"/>
-                <w:b/>
-                <w:sz w:val="24"/>
-              </w:rPr>
-              <w:t>、</w:t>
-            </w:r>
-            <w:r>
-              <w:rPr>
-                <w:rFonts w:hint="eastAsia"/>
-                <w:b/>
-                <w:sz w:val="24"/>
-              </w:rPr>
-              <w:t>ICME</w:t>
-            </w:r>
-            <w:r>
-              <w:rPr>
-                <w:rFonts w:hint="eastAsia"/>
-                <w:b/>
-                <w:sz w:val="24"/>
-              </w:rPr>
-              <w:t>、</w:t>
-            </w:r>
-            <w:r>
-              <w:rPr>
-                <w:rFonts w:hint="eastAsia"/>
-                <w:b/>
-                <w:sz w:val="24"/>
-              </w:rPr>
-              <w:t>ECML-PKDD</w:t>
-            </w:r>
-            <w:r>
-              <w:rPr>
-                <w:rFonts w:hint="eastAsia"/>
-                <w:b/>
-                <w:sz w:val="24"/>
-              </w:rPr>
-              <w:t>、</w:t>
-            </w:r>
-            <w:r>
-              <w:rPr>
-                <w:rFonts w:hint="eastAsia"/>
-                <w:b/>
-                <w:sz w:val="24"/>
-              </w:rPr>
-              <w:t>IJCNN</w:t>
-            </w:r>
-            <w:r>
-              <w:rPr>
-                <w:rFonts w:hint="eastAsia"/>
-                <w:b/>
-                <w:sz w:val="24"/>
-              </w:rPr>
-              <w:t>，担任审稿人。</w:t>
+              <w:t xml:space="preserve">会议审稿：</w:t>
+            </w:r>
+          </w:p>
+          <w:p>
+            <w:pPr>
+              <w:keepNext w:val="0"/>
+              <w:keepLines/>
+              <w:rPr>
+                <w:b/>
+                <w:sz w:val="24"/>
+              </w:rPr>
+            </w:pPr>
+            <w:r>
+              <w:rPr>
+                <w:rFonts w:hint="eastAsia"/>
+                <w:b/>
+                <w:sz w:val="24"/>
+              </w:rPr>
+              <w:t xml:space="preserve">EMNLP、ACL、NAACL、KDD、AISTATS、LoG、WWW、ICLR、NeurIPS、AAAI、CVPR、ICCV、ECCV、IJCAI、ICME、ECML-PKDD、IJCNN，担任审稿人。</w:t>
             </w:r>
           </w:p>
         </w:tc>
@@ -4395,32 +3147,25 @@
                 <w:b/>
                 <w:sz w:val="24"/>
               </w:rPr>
-              <w:t>期刊审稿：</w:t>
-            </w:r>
-          </w:p>
-          <w:p>
-            <w:pPr>
-              <w:keepLines/>
-              <w:rPr>
-                <w:b/>
-                <w:sz w:val="24"/>
-              </w:rPr>
-            </w:pPr>
-            <w:r>
-              <w:rPr>
-                <w:rFonts w:hint="eastAsia"/>
-                <w:b/>
-                <w:sz w:val="24"/>
-              </w:rPr>
-              <w:t>IEEE TPAMI</w:t>
-            </w:r>
-            <w:r>
-              <w:rPr>
-                <w:rFonts w:hint="eastAsia"/>
-                <w:b/>
-                <w:sz w:val="24"/>
-              </w:rPr>
-              <w:t>，担任审稿人。</w:t>
+              <w:t xml:space="preserve">期刊审稿：</w:t>
+            </w:r>
+          </w:p>
+          <w:p>
+            <w:pPr>
+              <w:keepNext w:val="0"/>
+              <w:keepLines/>
+              <w:rPr>
+                <w:b/>
+                <w:sz w:val="24"/>
+              </w:rPr>
+            </w:pPr>
+            <w:r>
+              <w:rPr>
+                <w:rFonts w:hint="eastAsia"/>
+                <w:b/>
+                <w:sz w:val="24"/>
+              </w:rPr>
+              <w:t xml:space="preserve">IEEE TPAMI，担任审稿人。</w:t>
             </w:r>
           </w:p>
         </w:tc>
@@ -4440,27 +3185,251 @@
           </w:tcPr>
           <w:p>
             <w:pPr>
-              <w:keepLines/>
-              <w:rPr>
-                <w:b/>
-                <w:sz w:val="24"/>
-              </w:rPr>
-            </w:pPr>
-            <w:r>
-              <w:rPr>
-                <w:rFonts w:hint="eastAsia"/>
-                <w:b/>
-                <w:sz w:val="24"/>
-              </w:rPr>
-              <w:t>IEEE TKDE</w:t>
-            </w:r>
-            <w:r>
-              <w:rPr>
-                <w:rFonts w:hint="eastAsia"/>
-                <w:b/>
-                <w:sz w:val="24"/>
-              </w:rPr>
-              <w:t>，担任审稿人。</w:t>
+              <w:keepNext w:val="0"/>
+              <w:keepLines/>
+              <w:rPr>
+                <w:b/>
+                <w:sz w:val="24"/>
+              </w:rPr>
+            </w:pPr>
+            <w:r>
+              <w:rPr>
+                <w:rFonts w:hint="eastAsia"/>
+                <w:b/>
+                <w:sz w:val="24"/>
+              </w:rPr>
+              <w:t xml:space="preserve">IEEE TKDE，担任审稿人。</w:t>
+            </w:r>
+          </w:p>
+        </w:tc>
+      </w:tr>
+      <w:tr>
+        <w:trPr>
+          <w:cantSplit/>
+        </w:trPr>
+        <w:tc>
+          <w:tcPr>
+            <w:tcW w:w="10682" w:type="dxa"/>
+            <w:gridSpan w:val="2"/>
+            <w:tcBorders>
+              <w:top w:val="nil"/>
+              <w:bottom w:val="nil"/>
+            </w:tcBorders>
+          </w:tcPr>
+          <w:p>
+            <w:pPr>
+              <w:keepNext w:val="0"/>
+              <w:keepLines/>
+              <w:rPr>
+                <w:b/>
+                <w:sz w:val="24"/>
+              </w:rPr>
+            </w:pPr>
+            <w:r>
+              <w:rPr>
+                <w:rFonts w:hint="eastAsia"/>
+                <w:b/>
+                <w:sz w:val="24"/>
+              </w:rPr>
+              <w:t xml:space="preserve">IET Image Processing，担任审稿人。</w:t>
+            </w:r>
+          </w:p>
+        </w:tc>
+      </w:tr>
+      <w:tr>
+        <w:trPr>
+          <w:cantSplit/>
+        </w:trPr>
+        <w:tc>
+          <w:tcPr>
+            <w:tcW w:w="10682" w:type="dxa"/>
+            <w:gridSpan w:val="2"/>
+            <w:tcBorders>
+              <w:top w:val="nil"/>
+              <w:bottom w:val="nil"/>
+            </w:tcBorders>
+          </w:tcPr>
+          <w:p>
+            <w:pPr>
+              <w:keepNext w:val="0"/>
+              <w:keepLines/>
+              <w:rPr>
+                <w:b/>
+                <w:sz w:val="24"/>
+              </w:rPr>
+            </w:pPr>
+            <w:r>
+              <w:rPr>
+                <w:rFonts w:hint="eastAsia"/>
+                <w:b/>
+                <w:sz w:val="24"/>
+              </w:rPr>
+              <w:t xml:space="preserve">IEEE Transactions on Big Data，担任审稿人。</w:t>
+            </w:r>
+          </w:p>
+        </w:tc>
+      </w:tr>
+      <w:tr>
+        <w:trPr>
+          <w:cantSplit/>
+        </w:trPr>
+        <w:tc>
+          <w:tcPr>
+            <w:tcW w:w="10682" w:type="dxa"/>
+            <w:gridSpan w:val="2"/>
+            <w:tcBorders>
+              <w:top w:val="nil"/>
+              <w:bottom w:val="nil"/>
+            </w:tcBorders>
+          </w:tcPr>
+          <w:p>
+            <w:pPr>
+              <w:keepNext w:val="0"/>
+              <w:keepLines/>
+              <w:rPr>
+                <w:b/>
+                <w:sz w:val="24"/>
+              </w:rPr>
+            </w:pPr>
+            <w:r>
+              <w:rPr>
+                <w:rFonts w:hint="eastAsia"/>
+                <w:b/>
+                <w:sz w:val="24"/>
+              </w:rPr>
+              <w:t xml:space="preserve">Pattern Recognition，担任审稿人。</w:t>
+            </w:r>
+          </w:p>
+        </w:tc>
+      </w:tr>
+      <w:tr>
+        <w:trPr>
+          <w:cantSplit/>
+        </w:trPr>
+        <w:tc>
+          <w:tcPr>
+            <w:tcW w:w="10682" w:type="dxa"/>
+            <w:gridSpan w:val="2"/>
+            <w:tcBorders>
+              <w:top w:val="nil"/>
+              <w:bottom w:val="nil"/>
+            </w:tcBorders>
+          </w:tcPr>
+          <w:p>
+            <w:pPr>
+              <w:keepNext w:val="0"/>
+              <w:keepLines/>
+              <w:rPr>
+                <w:b/>
+                <w:sz w:val="24"/>
+              </w:rPr>
+            </w:pPr>
+            <w:r>
+              <w:rPr>
+                <w:rFonts w:hint="eastAsia"/>
+                <w:b/>
+                <w:sz w:val="24"/>
+              </w:rPr>
+              <w:t xml:space="preserve">Neurocomputing，担任审稿人。</w:t>
+            </w:r>
+          </w:p>
+        </w:tc>
+      </w:tr>
+      <w:tr>
+        <w:trPr>
+          <w:cantSplit/>
+        </w:trPr>
+        <w:tc>
+          <w:tcPr>
+            <w:tcW w:w="10682" w:type="dxa"/>
+            <w:gridSpan w:val="2"/>
+            <w:tcBorders>
+              <w:top w:val="nil"/>
+              <w:bottom w:val="nil"/>
+            </w:tcBorders>
+          </w:tcPr>
+          <w:p>
+            <w:pPr>
+              <w:keepNext w:val="0"/>
+              <w:keepLines/>
+              <w:rPr>
+                <w:b/>
+                <w:sz w:val="24"/>
+              </w:rPr>
+            </w:pPr>
+            <w:r>
+              <w:rPr>
+                <w:rFonts w:hint="eastAsia"/>
+                <w:b/>
+                <w:sz w:val="24"/>
+              </w:rPr>
+              <w:t xml:space="preserve">Computer Science Review，担任审稿人。</w:t>
+            </w:r>
+          </w:p>
+        </w:tc>
+      </w:tr>
+      <w:tr>
+        <w:trPr>
+          <w:cantSplit/>
+        </w:trPr>
+        <w:tc>
+          <w:tcPr>
+            <w:tcW w:w="10682" w:type="dxa"/>
+            <w:gridSpan w:val="2"/>
+            <w:tcBorders>
+              <w:top w:val="nil"/>
+              <w:bottom w:val="nil"/>
+            </w:tcBorders>
+          </w:tcPr>
+          <w:p>
+            <w:pPr>
+              <w:keepNext w:val="0"/>
+              <w:keepLines/>
+              <w:rPr>
+                <w:b/>
+                <w:sz w:val="24"/>
+              </w:rPr>
+            </w:pPr>
+            <w:r>
+              <w:rPr>
+                <w:rFonts w:hint="eastAsia"/>
+                <w:b/>
+                <w:sz w:val="24"/>
+              </w:rPr>
+              <w:t xml:space="preserve">Cybernetics and Systems，担任审稿人。</w:t>
+            </w:r>
+          </w:p>
+        </w:tc>
+      </w:tr>
+      <w:tr>
+        <w:trPr>
+          <w:cantSplit/>
+        </w:trPr>
+        <w:tc>
+          <w:tcPr>
+            <w:tcW w:w="10682" w:type="dxa"/>
+            <w:gridSpan w:val="2"/>
+            <w:tcBorders>
+              <w:top w:val="nil"/>
+              <w:bottom w:val="single" w:sz="4" w:color="000000"/>
+            </w:tcBorders>
+          </w:tcPr>
+          <w:p>
+            <w:pPr>
+              <w:keepNext w:val="0"/>
+              <w:keepLines/>
+              <w:rPr>
+                <w:b/>
+                <w:sz w:val="24"/>
+              </w:rPr>
+            </w:pPr>
+            <w:r>
+              <w:rPr>
+                <w:rFonts w:hint="eastAsia"/>
+                <w:b/>
+                <w:sz w:val="24"/>
+              </w:rPr>
+              <w:t xml:space="preserve">IEEE TSMC: Systems，担任审稿人。</w:t>
             </w:r>
           </w:p>
         </w:tc>
